--- a/tema6/plantillas/Actividad_6_2_INU_Plantilla.docx
+++ b/tema6/plantillas/Actividad_6_2_INU_Plantilla.docx
@@ -167,7 +167,7 @@
                 <w:sz w:val="20"/>
                 <w:szCs w:val="20"/>
               </w:rPr>
-              <w:t xml:space="preserve">Identificador de recursos usado (ej. escaparate-front-&lt;tu-identificador&gt;): _______________________</w:t>
+              <w:t xml:space="preserve">Identificador de recursos usado (ej. carrera-dorsales-&lt;tu-identificador&gt;): _______________________</w:t>
             </w:r>
           </w:p>
           <w:p>
@@ -236,7 +236,7 @@
           <w:sz w:val="24"/>
           <w:szCs w:val="24"/>
         </w:rPr>
-        <w:t xml:space="preserve">Paso 1 — Crea la función desde la consola</w:t>
+        <w:t xml:space="preserve">Paso 1 — Crea el bucket de fotos de dorsal</w:t>
       </w:r>
     </w:p>
     <w:tbl>
@@ -282,7 +282,7 @@
                 <w:sz w:val="20"/>
                 <w:szCs w:val="20"/>
               </w:rPr>
-              <w:t xml:space="preserve">📸 Función Lambda creada, con su configuración inicial visible</w:t>
+              <w:t xml:space="preserve">📸 Bucket de fotos de dorsal creado, vacío</w:t>
             </w:r>
           </w:p>
         </w:tc>
@@ -348,7 +348,7 @@
           <w:sz w:val="24"/>
           <w:szCs w:val="24"/>
         </w:rPr>
-        <w:t xml:space="preserve">Paso 2 — Escribe el código y configura el disparador de S3</w:t>
+        <w:t xml:space="preserve">Paso 2 — Crea la función desde la consola</w:t>
       </w:r>
     </w:p>
     <w:tbl>
@@ -394,7 +394,7 @@
                 <w:sz w:val="20"/>
                 <w:szCs w:val="20"/>
               </w:rPr>
-              <w:t xml:space="preserve">📸 Disparador de S3 configurado sobre la función</w:t>
+              <w:t xml:space="preserve">📸 Función Lambda creada, con su configuración inicial visible</w:t>
             </w:r>
           </w:p>
         </w:tc>
@@ -441,8 +441,27 @@
     </w:tbl>
     <w:p>
       <w:pPr>
-        <w:spacing w:after="120"/>
-      </w:pPr>
+        <w:spacing w:after="200"/>
+      </w:pPr>
+    </w:p>
+    <w:p>
+      <w:pPr>
+        <w:pBdr>
+          <w:bottom w:val="single" w:color="FFA000" w:sz="4" w:space="1"/>
+        </w:pBdr>
+        <w:spacing w:after="120" w:before="240"/>
+      </w:pPr>
+      <w:r>
+        <w:rPr>
+          <w:rFonts w:ascii="Arial" w:cs="Arial" w:eastAsia="Arial" w:hAnsi="Arial"/>
+          <w:b/>
+          <w:bCs/>
+          <w:color w:val="3949AB"/>
+          <w:sz w:val="24"/>
+          <w:szCs w:val="24"/>
+        </w:rPr>
+        <w:t xml:space="preserve">Paso 3 — Sube el código y configura el disparador de S3</w:t>
+      </w:r>
     </w:p>
     <w:tbl>
       <w:tblPr>
@@ -487,7 +506,7 @@
                 <w:sz w:val="20"/>
                 <w:szCs w:val="20"/>
               </w:rPr>
-              <w:t xml:space="preserve">📸 Miniatura generada automáticamente tras subir la imagen original</w:t>
+              <w:t xml:space="preserve">📸 Disparador de S3 configurado sobre la función</w:t>
             </w:r>
           </w:p>
         </w:tc>
@@ -534,41 +553,8 @@
     </w:tbl>
     <w:p>
       <w:pPr>
-        <w:spacing w:after="160"/>
-      </w:pPr>
-    </w:p>
-    <w:p>
-      <w:pPr>
-        <w:pBdr>
-          <w:bottom w:val="single" w:color="FFA000" w:sz="4" w:space="1"/>
-        </w:pBdr>
-        <w:spacing w:after="120" w:before="240"/>
-      </w:pPr>
-      <w:r>
-        <w:rPr>
-          <w:rFonts w:ascii="Arial" w:cs="Arial" w:eastAsia="Arial" w:hAnsi="Arial"/>
-          <w:b/>
-          <w:bCs/>
-          <w:color w:val="3949AB"/>
-          <w:sz w:val="24"/>
-          <w:szCs w:val="24"/>
-        </w:rPr>
-        <w:t xml:space="preserve">Reflexiona</w:t>
-      </w:r>
-    </w:p>
-    <w:p>
-      <w:pPr>
-        <w:spacing w:after="100"/>
-      </w:pPr>
-      <w:r>
-        <w:rPr>
-          <w:rFonts w:ascii="Arial" w:cs="Arial" w:eastAsia="Arial" w:hAnsi="Arial"/>
-          <w:color w:val="212121"/>
-          <w:sz w:val="22"/>
-          <w:szCs w:val="22"/>
-        </w:rPr>
-        <w:t xml:space="preserve">Si subieras cien imágenes a la vez, ¿qué pasaría con tu función? Compáralo con lo que le pasaría a una única instancia si tuviera que procesar cien peticiones simultáneas de generación de miniaturas.</w:t>
-      </w:r>
+        <w:spacing w:after="120"/>
+      </w:pPr>
     </w:p>
     <w:tbl>
       <w:tblPr>
@@ -586,129 +572,73 @@
         <w:gridCol w:w="9638"/>
       </w:tblGrid>
       <w:tr>
-        <w:trPr>
-          <w:trHeight w:val="480"/>
-        </w:trPr>
-        <w:tc>
-          <w:tcPr>
-            <w:tcW w:type="dxa" w:w="9638"/>
-            <w:tcBorders>
-              <w:top w:val="single" w:color="E0E0E0" w:sz="4"/>
-              <w:left w:val="single" w:color="E0E0E0" w:sz="4"/>
-              <w:bottom w:val="single" w:color="E0E0E0" w:sz="4"/>
-              <w:right w:val="single" w:color="E0E0E0" w:sz="4"/>
-            </w:tcBorders>
-            <w:shd w:fill="FAFAFA" w:val="clear"/>
-            <w:tcMar>
-              <w:top w:type="dxa" w:w="60"/>
-              <w:left w:type="dxa" w:w="160"/>
-              <w:bottom w:type="dxa" w:w="60"/>
-              <w:right w:type="dxa" w:w="160"/>
-            </w:tcMar>
-          </w:tcPr>
-          <w:p>
-            <w:r>
-              <w:rPr>
-                <w:sz w:val="22"/>
-                <w:szCs w:val="22"/>
-              </w:rPr>
-              <w:t xml:space="preserve"/>
-            </w:r>
-          </w:p>
-        </w:tc>
-      </w:tr>
-      <w:tr>
-        <w:trPr>
-          <w:trHeight w:val="480"/>
-        </w:trPr>
-        <w:tc>
-          <w:tcPr>
-            <w:tcW w:type="dxa" w:w="9638"/>
-            <w:tcBorders>
-              <w:top w:val="single" w:color="E0E0E0" w:sz="4"/>
-              <w:left w:val="single" w:color="E0E0E0" w:sz="4"/>
-              <w:bottom w:val="single" w:color="E0E0E0" w:sz="4"/>
-              <w:right w:val="single" w:color="E0E0E0" w:sz="4"/>
-            </w:tcBorders>
-            <w:shd w:fill="FAFAFA" w:val="clear"/>
-            <w:tcMar>
-              <w:top w:type="dxa" w:w="60"/>
-              <w:left w:type="dxa" w:w="160"/>
-              <w:bottom w:type="dxa" w:w="60"/>
-              <w:right w:type="dxa" w:w="160"/>
-            </w:tcMar>
-          </w:tcPr>
-          <w:p>
-            <w:r>
-              <w:rPr>
-                <w:sz w:val="22"/>
-                <w:szCs w:val="22"/>
-              </w:rPr>
-              <w:t xml:space="preserve"/>
-            </w:r>
-          </w:p>
-        </w:tc>
-      </w:tr>
-      <w:tr>
-        <w:trPr>
-          <w:trHeight w:val="480"/>
-        </w:trPr>
-        <w:tc>
-          <w:tcPr>
-            <w:tcW w:type="dxa" w:w="9638"/>
-            <w:tcBorders>
-              <w:top w:val="single" w:color="E0E0E0" w:sz="4"/>
-              <w:left w:val="single" w:color="E0E0E0" w:sz="4"/>
-              <w:bottom w:val="single" w:color="E0E0E0" w:sz="4"/>
-              <w:right w:val="single" w:color="E0E0E0" w:sz="4"/>
-            </w:tcBorders>
-            <w:shd w:fill="FAFAFA" w:val="clear"/>
-            <w:tcMar>
-              <w:top w:type="dxa" w:w="60"/>
-              <w:left w:type="dxa" w:w="160"/>
-              <w:bottom w:type="dxa" w:w="60"/>
-              <w:right w:type="dxa" w:w="160"/>
-            </w:tcMar>
-          </w:tcPr>
-          <w:p>
-            <w:r>
-              <w:rPr>
-                <w:sz w:val="22"/>
-                <w:szCs w:val="22"/>
-              </w:rPr>
-              <w:t xml:space="preserve"/>
-            </w:r>
-          </w:p>
-        </w:tc>
-      </w:tr>
-      <w:tr>
-        <w:trPr>
-          <w:trHeight w:val="480"/>
-        </w:trPr>
-        <w:tc>
-          <w:tcPr>
-            <w:tcW w:type="dxa" w:w="9638"/>
-            <w:tcBorders>
-              <w:top w:val="single" w:color="E0E0E0" w:sz="4"/>
-              <w:left w:val="single" w:color="E0E0E0" w:sz="4"/>
-              <w:bottom w:val="single" w:color="E0E0E0" w:sz="4"/>
-              <w:right w:val="single" w:color="E0E0E0" w:sz="4"/>
-            </w:tcBorders>
-            <w:shd w:fill="FAFAFA" w:val="clear"/>
-            <w:tcMar>
-              <w:top w:type="dxa" w:w="60"/>
-              <w:left w:type="dxa" w:w="160"/>
-              <w:bottom w:type="dxa" w:w="60"/>
-              <w:right w:type="dxa" w:w="160"/>
-            </w:tcMar>
-          </w:tcPr>
-          <w:p>
-            <w:r>
-              <w:rPr>
-                <w:sz w:val="22"/>
-                <w:szCs w:val="22"/>
-              </w:rPr>
-              <w:t xml:space="preserve"/>
+        <w:tc>
+          <w:tcPr>
+            <w:tcW w:type="dxa" w:w="9638"/>
+            <w:tcBorders>
+              <w:top w:val="none" w:color="FFFFFF" w:sz="0"/>
+              <w:left w:val="none" w:color="FFFFFF" w:sz="0"/>
+              <w:bottom w:val="none" w:color="FFFFFF" w:sz="0"/>
+              <w:right w:val="none" w:color="FFFFFF" w:sz="0"/>
+            </w:tcBorders>
+            <w:shd w:fill="3949AB" w:val="clear"/>
+            <w:tcMar>
+              <w:top w:type="dxa" w:w="80"/>
+              <w:left w:type="dxa" w:w="160"/>
+              <w:bottom w:type="dxa" w:w="80"/>
+              <w:right w:type="dxa" w:w="160"/>
+            </w:tcMar>
+          </w:tcPr>
+          <w:p>
+            <w:r>
+              <w:rPr>
+                <w:rFonts w:ascii="Arial" w:cs="Arial" w:eastAsia="Arial" w:hAnsi="Arial"/>
+                <w:b/>
+                <w:bCs/>
+                <w:color w:val="FFFFFF"/>
+                <w:sz w:val="20"/>
+                <w:szCs w:val="20"/>
+              </w:rPr>
+              <w:t xml:space="preserve">📸 Miniatura generada automáticamente tras subir la foto original</w:t>
+            </w:r>
+          </w:p>
+        </w:tc>
+      </w:tr>
+      <w:tr>
+        <w:trPr>
+          <w:trHeight w:val="2400"/>
+        </w:trPr>
+        <w:tc>
+          <w:tcPr>
+            <w:tcW w:type="dxa" w:w="9638"/>
+            <w:tcBorders>
+              <w:top w:val="single" w:color="E0E0E0" w:sz="4"/>
+              <w:left w:val="single" w:color="E0E0E0" w:sz="4"/>
+              <w:bottom w:val="single" w:color="E0E0E0" w:sz="4"/>
+              <w:right w:val="single" w:color="E0E0E0" w:sz="4"/>
+            </w:tcBorders>
+            <w:shd w:fill="FAFAFA" w:val="clear"/>
+            <w:tcMar>
+              <w:top w:type="dxa" w:w="80"/>
+              <w:left w:type="dxa" w:w="160"/>
+              <w:bottom w:type="dxa" w:w="80"/>
+              <w:right w:type="dxa" w:w="160"/>
+            </w:tcMar>
+          </w:tcPr>
+          <w:p>
+            <w:pPr>
+              <w:jc w:val="center"/>
+            </w:pPr>
+            <w:r>
+              <w:rPr>
+                <w:rFonts w:ascii="Arial" w:cs="Arial" w:eastAsia="Arial" w:hAnsi="Arial"/>
+                <w:i/>
+                <w:iCs/>
+                <w:color w:val="757575"/>
+                <w:sz w:val="20"/>
+                <w:szCs w:val="20"/>
+              </w:rPr>
+              <w:t xml:space="preserve">[Pega aquí la captura de pantalla]</w:t>
             </w:r>
           </w:p>
         </w:tc>
@@ -716,35 +646,7 @@
     </w:tbl>
     <w:p>
       <w:pPr>
-        <w:spacing w:after="200"/>
-      </w:pPr>
-    </w:p>
-    <w:p>
-      <w:r>
-        <w:br w:type="page"/>
-      </w:r>
-    </w:p>
-    <w:p>
-      <w:pPr>
-        <w:shd w:fill="3949AB" w:val="clear"/>
-        <w:spacing w:after="0" w:before="320"/>
-        <w:ind w:left="200" w:right="200"/>
-      </w:pPr>
-      <w:r>
-        <w:rPr>
-          <w:rFonts w:ascii="Arial" w:cs="Arial" w:eastAsia="Arial" w:hAnsi="Arial"/>
-          <w:b/>
-          <w:bCs/>
-          <w:color w:val="FFFFFF"/>
-          <w:sz w:val="26"/>
-          <w:szCs w:val="26"/>
-        </w:rPr>
-        <w:t xml:space="preserve">Parte B — Reto: mini API y comparación real</w:t>
-      </w:r>
-    </w:p>
-    <w:p>
-      <w:pPr>
-        <w:spacing w:after="120"/>
+        <w:spacing w:after="160"/>
       </w:pPr>
     </w:p>
     <w:p>
@@ -763,7 +665,21 @@
           <w:sz w:val="24"/>
           <w:szCs w:val="24"/>
         </w:rPr>
-        <w:t xml:space="preserve">Monta la mini API</w:t>
+        <w:t xml:space="preserve">Reflexiona</w:t>
+      </w:r>
+    </w:p>
+    <w:p>
+      <w:pPr>
+        <w:spacing w:after="100"/>
+      </w:pPr>
+      <w:r>
+        <w:rPr>
+          <w:rFonts w:ascii="Arial" w:cs="Arial" w:eastAsia="Arial" w:hAnsi="Arial"/>
+          <w:color w:val="212121"/>
+          <w:sz w:val="22"/>
+          <w:szCs w:val="22"/>
+        </w:rPr>
+        <w:t xml:space="preserve">Si se subieran cien fotos de dorsal a la vez (por ejemplo, al final de la carrera), ¿qué pasaría con tu función? Compáralo con lo que le pasaría a una única instancia si tuviera que procesar cien peticiones simultáneas de generación de miniaturas.</w:t>
       </w:r>
     </w:p>
     <w:tbl>
@@ -782,6 +698,202 @@
         <w:gridCol w:w="9638"/>
       </w:tblGrid>
       <w:tr>
+        <w:trPr>
+          <w:trHeight w:val="480"/>
+        </w:trPr>
+        <w:tc>
+          <w:tcPr>
+            <w:tcW w:type="dxa" w:w="9638"/>
+            <w:tcBorders>
+              <w:top w:val="single" w:color="E0E0E0" w:sz="4"/>
+              <w:left w:val="single" w:color="E0E0E0" w:sz="4"/>
+              <w:bottom w:val="single" w:color="E0E0E0" w:sz="4"/>
+              <w:right w:val="single" w:color="E0E0E0" w:sz="4"/>
+            </w:tcBorders>
+            <w:shd w:fill="FAFAFA" w:val="clear"/>
+            <w:tcMar>
+              <w:top w:type="dxa" w:w="60"/>
+              <w:left w:type="dxa" w:w="160"/>
+              <w:bottom w:type="dxa" w:w="60"/>
+              <w:right w:type="dxa" w:w="160"/>
+            </w:tcMar>
+          </w:tcPr>
+          <w:p>
+            <w:r>
+              <w:rPr>
+                <w:sz w:val="22"/>
+                <w:szCs w:val="22"/>
+              </w:rPr>
+              <w:t xml:space="preserve"/>
+            </w:r>
+          </w:p>
+        </w:tc>
+      </w:tr>
+      <w:tr>
+        <w:trPr>
+          <w:trHeight w:val="480"/>
+        </w:trPr>
+        <w:tc>
+          <w:tcPr>
+            <w:tcW w:type="dxa" w:w="9638"/>
+            <w:tcBorders>
+              <w:top w:val="single" w:color="E0E0E0" w:sz="4"/>
+              <w:left w:val="single" w:color="E0E0E0" w:sz="4"/>
+              <w:bottom w:val="single" w:color="E0E0E0" w:sz="4"/>
+              <w:right w:val="single" w:color="E0E0E0" w:sz="4"/>
+            </w:tcBorders>
+            <w:shd w:fill="FAFAFA" w:val="clear"/>
+            <w:tcMar>
+              <w:top w:type="dxa" w:w="60"/>
+              <w:left w:type="dxa" w:w="160"/>
+              <w:bottom w:type="dxa" w:w="60"/>
+              <w:right w:type="dxa" w:w="160"/>
+            </w:tcMar>
+          </w:tcPr>
+          <w:p>
+            <w:r>
+              <w:rPr>
+                <w:sz w:val="22"/>
+                <w:szCs w:val="22"/>
+              </w:rPr>
+              <w:t xml:space="preserve"/>
+            </w:r>
+          </w:p>
+        </w:tc>
+      </w:tr>
+      <w:tr>
+        <w:trPr>
+          <w:trHeight w:val="480"/>
+        </w:trPr>
+        <w:tc>
+          <w:tcPr>
+            <w:tcW w:type="dxa" w:w="9638"/>
+            <w:tcBorders>
+              <w:top w:val="single" w:color="E0E0E0" w:sz="4"/>
+              <w:left w:val="single" w:color="E0E0E0" w:sz="4"/>
+              <w:bottom w:val="single" w:color="E0E0E0" w:sz="4"/>
+              <w:right w:val="single" w:color="E0E0E0" w:sz="4"/>
+            </w:tcBorders>
+            <w:shd w:fill="FAFAFA" w:val="clear"/>
+            <w:tcMar>
+              <w:top w:type="dxa" w:w="60"/>
+              <w:left w:type="dxa" w:w="160"/>
+              <w:bottom w:type="dxa" w:w="60"/>
+              <w:right w:type="dxa" w:w="160"/>
+            </w:tcMar>
+          </w:tcPr>
+          <w:p>
+            <w:r>
+              <w:rPr>
+                <w:sz w:val="22"/>
+                <w:szCs w:val="22"/>
+              </w:rPr>
+              <w:t xml:space="preserve"/>
+            </w:r>
+          </w:p>
+        </w:tc>
+      </w:tr>
+      <w:tr>
+        <w:trPr>
+          <w:trHeight w:val="480"/>
+        </w:trPr>
+        <w:tc>
+          <w:tcPr>
+            <w:tcW w:type="dxa" w:w="9638"/>
+            <w:tcBorders>
+              <w:top w:val="single" w:color="E0E0E0" w:sz="4"/>
+              <w:left w:val="single" w:color="E0E0E0" w:sz="4"/>
+              <w:bottom w:val="single" w:color="E0E0E0" w:sz="4"/>
+              <w:right w:val="single" w:color="E0E0E0" w:sz="4"/>
+            </w:tcBorders>
+            <w:shd w:fill="FAFAFA" w:val="clear"/>
+            <w:tcMar>
+              <w:top w:type="dxa" w:w="60"/>
+              <w:left w:type="dxa" w:w="160"/>
+              <w:bottom w:type="dxa" w:w="60"/>
+              <w:right w:type="dxa" w:w="160"/>
+            </w:tcMar>
+          </w:tcPr>
+          <w:p>
+            <w:r>
+              <w:rPr>
+                <w:sz w:val="22"/>
+                <w:szCs w:val="22"/>
+              </w:rPr>
+              <w:t xml:space="preserve"/>
+            </w:r>
+          </w:p>
+        </w:tc>
+      </w:tr>
+    </w:tbl>
+    <w:p>
+      <w:pPr>
+        <w:spacing w:after="200"/>
+      </w:pPr>
+    </w:p>
+    <w:p>
+      <w:r>
+        <w:br w:type="page"/>
+      </w:r>
+    </w:p>
+    <w:p>
+      <w:pPr>
+        <w:shd w:fill="3949AB" w:val="clear"/>
+        <w:spacing w:after="0" w:before="320"/>
+        <w:ind w:left="200" w:right="200"/>
+      </w:pPr>
+      <w:r>
+        <w:rPr>
+          <w:rFonts w:ascii="Arial" w:cs="Arial" w:eastAsia="Arial" w:hAnsi="Arial"/>
+          <w:b/>
+          <w:bCs/>
+          <w:color w:val="FFFFFF"/>
+          <w:sz w:val="26"/>
+          <w:szCs w:val="26"/>
+        </w:rPr>
+        <w:t xml:space="preserve">Parte B — Reto: mini API y comparación real</w:t>
+      </w:r>
+    </w:p>
+    <w:p>
+      <w:pPr>
+        <w:spacing w:after="120"/>
+      </w:pPr>
+    </w:p>
+    <w:p>
+      <w:pPr>
+        <w:pBdr>
+          <w:bottom w:val="single" w:color="FFA000" w:sz="4" w:space="1"/>
+        </w:pBdr>
+        <w:spacing w:after="120" w:before="240"/>
+      </w:pPr>
+      <w:r>
+        <w:rPr>
+          <w:rFonts w:ascii="Arial" w:cs="Arial" w:eastAsia="Arial" w:hAnsi="Arial"/>
+          <w:b/>
+          <w:bCs/>
+          <w:color w:val="3949AB"/>
+          <w:sz w:val="24"/>
+          <w:szCs w:val="24"/>
+        </w:rPr>
+        <w:t xml:space="preserve">Monta la mini API</w:t>
+      </w:r>
+    </w:p>
+    <w:tbl>
+      <w:tblPr>
+        <w:tblW w:type="dxa" w:w="9638"/>
+        <w:tblBorders>
+          <w:top w:val="single" w:color="auto" w:sz="4"/>
+          <w:left w:val="single" w:color="auto" w:sz="4"/>
+          <w:bottom w:val="single" w:color="auto" w:sz="4"/>
+          <w:right w:val="single" w:color="auto" w:sz="4"/>
+          <w:insideH w:val="single" w:color="auto" w:sz="4"/>
+          <w:insideV w:val="single" w:color="auto" w:sz="4"/>
+        </w:tblBorders>
+      </w:tblPr>
+      <w:tblGrid>
+        <w:gridCol w:w="9638"/>
+      </w:tblGrid>
+      <w:tr>
         <w:tc>
           <w:tcPr>
             <w:tcW w:type="dxa" w:w="9638"/>
@@ -809,7 +921,7 @@
                 <w:sz w:val="20"/>
                 <w:szCs w:val="20"/>
               </w:rPr>
-              <w:t xml:space="preserve">📸 La pasarela de API montada delante de la función, resolviendo la operación del catálogo</w:t>
+              <w:t xml:space="preserve">📸 La pasarela de API montada delante de la función, resolviendo la consulta de metadatos de un dorsal</w:t>
             </w:r>
           </w:p>
         </w:tc>

--- a/tema6/plantillas/Actividad_6_2_INU_Plantilla.docx
+++ b/tema6/plantillas/Actividad_6_2_INU_Plantilla.docx
@@ -168,20 +168,6 @@
                 <w:szCs w:val="20"/>
               </w:rPr>
               <w:t xml:space="preserve">Identificador de recursos usado (ej. carrera-dorsales-&lt;tu-identificador&gt;): _______________________</w:t>
-            </w:r>
-          </w:p>
-          <w:p>
-            <w:pPr>
-              <w:spacing w:after="60"/>
-            </w:pPr>
-            <w:r>
-              <w:rPr>
-                <w:rFonts w:ascii="Arial" w:cs="Arial" w:eastAsia="Arial" w:hAnsi="Arial"/>
-                <w:color w:val="263238"/>
-                <w:sz w:val="20"/>
-                <w:szCs w:val="20"/>
-              </w:rPr>
-              <w:t xml:space="preserve">Repositorio Git de tu proyecto (URL): _____________________________________</w:t>
             </w:r>
           </w:p>
         </w:tc>

--- a/tema6/plantillas/Actividad_6_2_INU_Plantilla.docx
+++ b/tema6/plantillas/Actividad_6_2_INU_Plantilla.docx
@@ -167,7 +167,7 @@
                 <w:sz w:val="20"/>
                 <w:szCs w:val="20"/>
               </w:rPr>
-              <w:t xml:space="preserve">Identificador de recursos usado (ej. carrera-dorsales-&lt;tu-identificador&gt;): _______________________</w:t>
+              <w:t xml:space="preserve">Identificador de recursos usado (ej. escaparate-imagenes-&lt;tu-identificador&gt;): _______________________</w:t>
             </w:r>
           </w:p>
         </w:tc>
@@ -222,7 +222,7 @@
           <w:sz w:val="24"/>
           <w:szCs w:val="24"/>
         </w:rPr>
-        <w:t xml:space="preserve">Paso 1 — Crea el bucket de fotos de dorsal</w:t>
+        <w:t xml:space="preserve">Paso 1 — Localiza (o crea) el bucket de imágenes de Escaparate</w:t>
       </w:r>
     </w:p>
     <w:tbl>
@@ -268,7 +268,7 @@
                 <w:sz w:val="20"/>
                 <w:szCs w:val="20"/>
               </w:rPr>
-              <w:t xml:space="preserve">📸 Bucket de fotos de dorsal creado, vacío</w:t>
+              <w:t xml:space="preserve">📸 Bucket de imágenes de Escaparate, con al menos una foto de producto bajo escaparate/</w:t>
             </w:r>
           </w:p>
         </w:tc>
@@ -492,7 +492,7 @@
                 <w:sz w:val="20"/>
                 <w:szCs w:val="20"/>
               </w:rPr>
-              <w:t xml:space="preserve">📸 Disparador de S3 configurado sobre la función</w:t>
+              <w:t xml:space="preserve">📸 Disparador de S3 configurado sobre la función, con el filtro de prefijo escaparate/</w:t>
             </w:r>
           </w:p>
         </w:tc>
@@ -665,7 +665,7 @@
           <w:sz w:val="22"/>
           <w:szCs w:val="22"/>
         </w:rPr>
-        <w:t xml:space="preserve">Si se subieran cien fotos de dorsal a la vez (por ejemplo, al final de la carrera), ¿qué pasaría con tu función? Compáralo con lo que le pasaría a una única instancia si tuviera que procesar cien peticiones simultáneas de generación de miniaturas.</w:t>
+        <w:t xml:space="preserve">Si se subieran cien fotos de producto a la vez (por ejemplo, al cargar un catálogo entero de golpe), ¿qué pasaría con tu función? Compáralo con lo que le pasaría a una única instancia si tuviera que procesar cien peticiones simultáneas de generación de miniaturas.</w:t>
       </w:r>
     </w:p>
     <w:tbl>
@@ -907,7 +907,7 @@
                 <w:sz w:val="20"/>
                 <w:szCs w:val="20"/>
               </w:rPr>
-              <w:t xml:space="preserve">📸 La pasarela de API montada delante de la función, resolviendo la consulta de metadatos de un dorsal</w:t>
+              <w:t xml:space="preserve">📸 La pasarela de API montada delante de la función, resolviendo la consulta de metadatos de una imagen de producto</w:t>
             </w:r>
           </w:p>
         </w:tc>
